--- a/SetupTelegraph.docx
+++ b/SetupTelegraph.docx
@@ -2,9 +2,55 @@
 <file path=word/document.xml><?xml version="1.0" encoding="utf-8"?>
 <w:document xmlns:wpc="http://schemas.microsoft.com/office/word/2010/wordprocessingCanvas" xmlns:cx="http://schemas.microsoft.com/office/drawing/2014/chartex" xmlns:cx1="http://schemas.microsoft.com/office/drawing/2015/9/8/chartex" xmlns:cx2="http://schemas.microsoft.com/office/drawing/2015/10/21/chartex" xmlns:cx3="http://schemas.microsoft.com/office/drawing/2016/5/9/chartex" xmlns:cx4="http://schemas.microsoft.com/office/drawing/2016/5/10/chartex" xmlns:cx5="http://schemas.microsoft.com/office/drawing/2016/5/11/chartex" xmlns:cx6="http://schemas.microsoft.com/office/drawing/2016/5/12/chartex" xmlns:cx7="http://schemas.microsoft.com/office/drawing/2016/5/13/chartex" xmlns:cx8="http://schemas.microsoft.com/office/drawing/2016/5/14/chartex" xmlns:mc="http://schemas.openxmlformats.org/markup-compatibility/2006" xmlns:aink="http://schemas.microsoft.com/office/drawing/2016/ink" xmlns:am3d="http://schemas.microsoft.com/office/drawing/2017/model3d" xmlns:o="urn:schemas-microsoft-com:office:office" xmlns:oel="http://schemas.microsoft.com/office/2019/extlst" xmlns:r="http://schemas.openxmlformats.org/officeDocument/2006/relationships" xmlns:m="http://schemas.openxmlformats.org/officeDocument/2006/math" xmlns:v="urn:schemas-microsoft-com:vml" xmlns:wp14="http://schemas.microsoft.com/office/word/2010/wordprocessingDrawing" xmlns:wp="http://schemas.openxmlformats.org/drawingml/2006/wordprocessingDrawing" xmlns:w10="urn:schemas-microsoft-com:office:word" xmlns:w="http://schemas.openxmlformats.org/wordprocessingml/2006/main" xmlns:w14="http://schemas.microsoft.com/office/word/2010/wordml" xmlns:w15="http://schemas.microsoft.com/office/word/2012/wordml" xmlns:w16cex="http://schemas.microsoft.com/office/word/2018/wordml/cex" xmlns:w16cid="http://schemas.microsoft.com/office/word/2016/wordml/cid" xmlns:w16="http://schemas.microsoft.com/office/word/2018/wordml" xmlns:w16du="http://schemas.microsoft.com/office/word/2023/wordml/word16du" xmlns:w16sdtdh="http://schemas.microsoft.com/office/word/2020/wordml/sdtdatahash" xmlns:w16sdtfl="http://schemas.microsoft.com/office/word/2024/wordml/sdtformatlock" xmlns:w16se="http://schemas.microsoft.com/office/word/2015/wordml/symex" xmlns:wpg="http://schemas.microsoft.com/office/word/2010/wordprocessingGroup" xmlns:wpi="http://schemas.microsoft.com/office/word/2010/wordprocessingInk" xmlns:wne="http://schemas.microsoft.com/office/word/2006/wordml" xmlns:wps="http://schemas.microsoft.com/office/word/2010/wordprocessingShape" mc:Ignorable="w14 w15 w16se w16cid w16 w16cex w16sdtdh w16sdtfl w16du wp14">
   <w:body>
-    <w:p/>
-    <w:p>
-      <w:r>
+    <w:p>
+      <w:r>
+        <w:t xml:space="preserve">Grounds together: Button, buzzer, </w:t>
+      </w:r>
+      <w:proofErr w:type="spellStart"/>
+      <w:r>
+        <w:t>oled</w:t>
+      </w:r>
+      <w:proofErr w:type="spellEnd"/>
+      <w:r>
+        <w:t>, 2</w:t>
+      </w:r>
+      <w:r>
+        <w:rPr>
+          <w:vertAlign w:val="superscript"/>
+        </w:rPr>
+        <w:t>nd</w:t>
+      </w:r>
+      <w:r>
+        <w:t xml:space="preserve"> Nano</w:t>
+      </w:r>
+    </w:p>
+    <w:p>
+      <w:r>
+        <w:t xml:space="preserve">Power together: </w:t>
+      </w:r>
+      <w:r>
+        <w:t>OLED, 2</w:t>
+      </w:r>
+      <w:r>
+        <w:rPr>
+          <w:vertAlign w:val="superscript"/>
+        </w:rPr>
+        <w:t>nd</w:t>
+      </w:r>
+      <w:r>
+        <w:t xml:space="preserve"> Nano</w:t>
+      </w:r>
+    </w:p>
+    <w:p>
+      <w:pPr>
+        <w:rPr>
+          <w:u w:val="single"/>
+        </w:rPr>
+      </w:pPr>
+      <w:r>
+        <w:rPr>
+          <w:u w:val="single"/>
+        </w:rPr>
         <w:t>OLED</w:t>
       </w:r>
     </w:p>
@@ -117,66 +163,12 @@
           <w:bCs/>
         </w:rPr>
       </w:pPr>
-    </w:p>
-    <w:p>
       <w:r>
         <w:rPr>
           <w:b/>
           <w:bCs/>
         </w:rPr>
-        <w:t>Board A TX → Board B RX</w:t>
-      </w:r>
-      <w:r>
-        <w:t xml:space="preserve"> </w:t>
-      </w:r>
-    </w:p>
-    <w:p>
-      <w:r>
-        <w:rPr>
-          <w:b/>
-          <w:bCs/>
-        </w:rPr>
-        <w:t>Board B TX → Board A RX</w:t>
-      </w:r>
-      <w:r>
-        <w:t xml:space="preserve"> </w:t>
-      </w:r>
-    </w:p>
-    <w:p>
-      <w:r>
-        <w:rPr>
-          <w:b/>
-          <w:bCs/>
-        </w:rPr>
-        <w:t>Board A GND → Board B GND</w:t>
-      </w:r>
-    </w:p>
-    <w:p/>
-    <w:p>
-      <w:r>
-        <w:t>text size 1 is great. Its small, but should allow us to display a lot of morse code</w:t>
-      </w:r>
-      <w:r>
-        <w:t xml:space="preserve">, so </w:t>
-      </w:r>
-      <w:r>
-        <w:t>let’s</w:t>
-      </w:r>
-      <w:r>
-        <w:t xml:space="preserve"> stay with this. </w:t>
-      </w:r>
-      <w:r>
-        <w:t xml:space="preserve">Ive now added a button to each board (ground goes to ground and the other side of the button goes to D2. </w:t>
-      </w:r>
-    </w:p>
-    <w:p>
-      <w:r>
-        <w:t>Ive added a buzzer to each bread board, one side is ground and the other is to D6.</w:t>
-      </w:r>
-    </w:p>
-    <w:p>
-      <w:r>
-        <w:t>Ive connected the two boards together with this wiring:</w:t>
+        <w:t xml:space="preserve">Board A D11 → Board B D10 </w:t>
       </w:r>
     </w:p>
     <w:p>
@@ -191,7 +183,7 @@
           <w:b/>
           <w:bCs/>
         </w:rPr>
-        <w:t xml:space="preserve">Board A D11 → Board B D10 </w:t>
+        <w:t xml:space="preserve">Board B D11 → Board A D10 </w:t>
       </w:r>
     </w:p>
     <w:p>
@@ -206,7 +198,16 @@
           <w:b/>
           <w:bCs/>
         </w:rPr>
-        <w:t xml:space="preserve">Board B D11 → Board A D10 </w:t>
+        <w:t>Board A GND → Board B GND</w:t>
+      </w:r>
+    </w:p>
+    <w:p>
+      <w:r>
+        <w:rPr>
+          <w:b/>
+          <w:bCs/>
+        </w:rPr>
+        <w:t>Board A 5V → Board B 5V</w:t>
       </w:r>
     </w:p>
     <w:p>
@@ -216,21 +217,33 @@
           <w:bCs/>
         </w:rPr>
       </w:pPr>
-      <w:r>
-        <w:rPr>
-          <w:b/>
-          <w:bCs/>
-        </w:rPr>
-        <w:t>Board A GND → Board B GND</w:t>
-      </w:r>
-    </w:p>
-    <w:p>
-      <w:r>
-        <w:rPr>
-          <w:b/>
-          <w:bCs/>
-        </w:rPr>
-        <w:t>Board A 5V → Board B 5V</w:t>
+    </w:p>
+    <w:p/>
+    <w:p>
+      <w:r>
+        <w:t>text size 1 is great. Its small, but should allow us to display a lot of morse code</w:t>
+      </w:r>
+      <w:r>
+        <w:t xml:space="preserve">, so </w:t>
+      </w:r>
+      <w:r>
+        <w:t>let’s</w:t>
+      </w:r>
+      <w:r>
+        <w:t xml:space="preserve"> stay with this. </w:t>
+      </w:r>
+      <w:r>
+        <w:t xml:space="preserve">Ive now added a button to each board (ground goes to ground and the other side of the button goes to D2. </w:t>
+      </w:r>
+    </w:p>
+    <w:p>
+      <w:r>
+        <w:t>Ive added a buzzer to each bread board, one side is ground and the other is to D6.</w:t>
+      </w:r>
+    </w:p>
+    <w:p>
+      <w:r>
+        <w:t>Ive connected the two boards together with this wiring:</w:t>
       </w:r>
     </w:p>
     <w:p>
@@ -251,19 +264,22 @@
     </w:p>
     <w:p>
       <w:r>
+        <w:t xml:space="preserve">What was the timing arrangement for morse code and a telegraph machine for determining the end of the word? </w:t>
+      </w:r>
+      <w:r>
+        <w:t xml:space="preserve">And of a sentence? </w:t>
+      </w:r>
+      <w:proofErr w:type="spellStart"/>
+      <w:r>
+        <w:t>Im</w:t>
+      </w:r>
+      <w:proofErr w:type="spellEnd"/>
+      <w:r>
+        <w:t xml:space="preserve"> just not sure how the coding will determine the end of </w:t>
+      </w:r>
+      <w:r>
         <w:lastRenderedPageBreak/>
-        <w:t xml:space="preserve">What was the timing arrangement for morse code and a telegraph machine for determining the end of the word? </w:t>
-      </w:r>
-      <w:r>
-        <w:t xml:space="preserve">And of a sentence? </w:t>
-      </w:r>
-      <w:proofErr w:type="spellStart"/>
-      <w:r>
-        <w:t>Im</w:t>
-      </w:r>
-      <w:proofErr w:type="spellEnd"/>
-      <w:r>
-        <w:t xml:space="preserve"> just not sure how the coding will determine the end of a single letter, a single word, and a sentence. Any ideas? My best idea is 1 second pause for letters. 3 second pause for words. And 7 second pause for end of message.</w:t>
+        <w:t>a single letter, a single word, and a sentence. Any ideas? My best idea is 1 second pause for letters. 3 second pause for words. And 7 second pause for end of message.</w:t>
       </w:r>
     </w:p>
     <w:p>
